--- a/src/TikTokPublisher/TikTokPublisher.Core/Resources/权力声明模板.docx
+++ b/src/TikTokPublisher/TikTokPublisher.Core/Resources/权力声明模板.docx
@@ -220,22 +220,7 @@
           <w:szCs w:val="28"/>
           <w:lang w:val="en-US" w:eastAsia="zh-CN" w:bidi="ar"/>
         </w:rPr>
-        <w:t>短剧承制合</w:t>
-      </w:r>
-      <w:bookmarkStart w:id="0" w:name="_GoBack"/>
-      <w:bookmarkEnd w:id="0"/>
-      <w:r>
-        <w:rPr>
-          <w:rFonts w:hint="eastAsia" w:ascii="宋体" w:hAnsi="宋体" w:eastAsia="宋体" w:cs="宋体"/>
-          <w:b/>
-          <w:bCs/>
-          <w:color w:val="000000"/>
-          <w:kern w:val="0"/>
-          <w:sz w:val="28"/>
-          <w:szCs w:val="28"/>
-          <w:lang w:val="en-US" w:eastAsia="zh-CN" w:bidi="ar"/>
-        </w:rPr>
-        <w:t>同</w:t>
+        <w:t>短剧承制合同</w:t>
       </w:r>
       <w:r>
         <w:rPr>
@@ -429,15 +414,15 @@
           <wp:anchor distT="0" distB="0" distL="114300" distR="114300" simplePos="0" relativeHeight="251659264" behindDoc="0" locked="0" layoutInCell="1" allowOverlap="1">
             <wp:simplePos x="0" y="0"/>
             <wp:positionH relativeFrom="column">
-              <wp:posOffset>3157855</wp:posOffset>
+              <wp:posOffset>3557905</wp:posOffset>
             </wp:positionH>
             <wp:positionV relativeFrom="paragraph">
-              <wp:posOffset>71120</wp:posOffset>
+              <wp:posOffset>80645</wp:posOffset>
             </wp:positionV>
-            <wp:extent cx="1746885" cy="1684020"/>
-            <wp:effectExtent l="0" t="0" r="24765" b="46990"/>
+            <wp:extent cx="1746885" cy="1722120"/>
+            <wp:effectExtent l="0" t="0" r="5715" b="11430"/>
             <wp:wrapNone/>
-            <wp:docPr id="1" name="图片 1" descr="ff03ad753662d1be51aa6e82c4b65420_副本"/>
+            <wp:docPr id="1" name="图片 1" descr="C:/Users/PC/Desktop/zhangbiao/word/湖北星跃宸科技有限公司/seal.pngseal"/>
             <wp:cNvGraphicFramePr>
               <a:graphicFrameLocks xmlns:a="http://schemas.openxmlformats.org/drawingml/2006/main" noChangeAspect="1"/>
             </wp:cNvGraphicFramePr>
@@ -445,21 +430,22 @@
               <a:graphicData uri="http://schemas.openxmlformats.org/drawingml/2006/picture">
                 <pic:pic xmlns:pic="http://schemas.openxmlformats.org/drawingml/2006/picture">
                   <pic:nvPicPr>
-                    <pic:cNvPr id="1" name="图片 1" descr="ff03ad753662d1be51aa6e82c4b65420_副本"/>
+                    <pic:cNvPr id="1" name="图片 1" descr="C:/Users/PC/Desktop/zhangbiao/word/湖北星跃宸科技有限公司/seal.pngseal"/>
                     <pic:cNvPicPr>
                       <a:picLocks noChangeAspect="1"/>
                     </pic:cNvPicPr>
                   </pic:nvPicPr>
                   <pic:blipFill>
                     <a:blip r:embed="rId4"/>
+                    <a:srcRect t="1545" b="1545"/>
                     <a:stretch>
                       <a:fillRect/>
                     </a:stretch>
                   </pic:blipFill>
                   <pic:spPr>
-                    <a:xfrm rot="11040000">
+                    <a:xfrm rot="10800000">
                       <a:off x="0" y="0"/>
-                      <a:ext cx="1746885" cy="1684020"/>
+                      <a:ext cx="1746885" cy="1722120"/>
                     </a:xfrm>
                     <a:prstGeom prst="rect">
                       <a:avLst/>
@@ -537,6 +523,8 @@
           <w:lang w:val="en-US" w:eastAsia="zh-CN" w:bidi="ar"/>
         </w:rPr>
       </w:pPr>
+      <w:bookmarkStart w:id="0" w:name="_GoBack"/>
+      <w:bookmarkEnd w:id="0"/>
     </w:p>
     <w:p>
       <w:pPr>

--- a/src/TikTokPublisher/TikTokPublisher.Core/Resources/权力声明模板.docx
+++ b/src/TikTokPublisher/TikTokPublisher.Core/Resources/权力声明模板.docx
@@ -420,9 +420,9 @@
               <wp:posOffset>80645</wp:posOffset>
             </wp:positionV>
             <wp:extent cx="1746885" cy="1722120"/>
-            <wp:effectExtent l="0" t="0" r="5715" b="11430"/>
+            <wp:effectExtent l="0" t="0" r="0" b="11430"/>
             <wp:wrapNone/>
-            <wp:docPr id="1" name="图片 1" descr="C:/Users/PC/Desktop/zhangbiao/word/湖北星跃宸科技有限公司/seal.pngseal"/>
+            <wp:docPr id="1" name="图片 1" descr="C:/Users/PC/Desktop/zhangbiao/word/武汉速视/seal.pngseal"/>
             <wp:cNvGraphicFramePr>
               <a:graphicFrameLocks xmlns:a="http://schemas.openxmlformats.org/drawingml/2006/main" noChangeAspect="1"/>
             </wp:cNvGraphicFramePr>
@@ -430,14 +430,14 @@
               <a:graphicData uri="http://schemas.openxmlformats.org/drawingml/2006/picture">
                 <pic:pic xmlns:pic="http://schemas.openxmlformats.org/drawingml/2006/picture">
                   <pic:nvPicPr>
-                    <pic:cNvPr id="1" name="图片 1" descr="C:/Users/PC/Desktop/zhangbiao/word/湖北星跃宸科技有限公司/seal.pngseal"/>
+                    <pic:cNvPr id="1" name="图片 1" descr="C:/Users/PC/Desktop/zhangbiao/word/武汉速视/seal.pngseal"/>
                     <pic:cNvPicPr>
                       <a:picLocks noChangeAspect="1"/>
                     </pic:cNvPicPr>
                   </pic:nvPicPr>
                   <pic:blipFill>
                     <a:blip r:embed="rId4"/>
-                    <a:srcRect t="1545" b="1545"/>
+                    <a:srcRect t="745" b="745"/>
                     <a:stretch>
                       <a:fillRect/>
                     </a:stretch>
@@ -523,8 +523,6 @@
           <w:lang w:val="en-US" w:eastAsia="zh-CN" w:bidi="ar"/>
         </w:rPr>
       </w:pPr>
-      <w:bookmarkStart w:id="0" w:name="_GoBack"/>
-      <w:bookmarkEnd w:id="0"/>
     </w:p>
     <w:p>
       <w:pPr>
@@ -552,6 +550,8 @@
           <w:lang w:val="en-US" w:eastAsia="zh-CN" w:bidi="ar"/>
         </w:rPr>
       </w:pPr>
+      <w:bookmarkStart w:id="0" w:name="_GoBack"/>
+      <w:bookmarkEnd w:id="0"/>
       <w:r>
         <w:rPr>
           <w:rFonts w:ascii="宋体" w:hAnsi="宋体" w:eastAsia="宋体" w:cs="宋体"/>

--- a/src/TikTokPublisher/TikTokPublisher.Core/Resources/权力声明模板.docx
+++ b/src/TikTokPublisher/TikTokPublisher.Core/Resources/权力声明模板.docx
@@ -4,7 +4,7 @@
   <w:body>
     <w:p>
       <w:pPr>
-        <w:pStyle w:val="2"/>
+        <w:pStyle w:val="3"/>
         <w:keepNext w:val="0"/>
         <w:keepLines w:val="0"/>
         <w:widowControl/>
@@ -16,18 +16,18 @@
           <w:right w:val="none" w:color="auto" w:sz="0" w:space="0"/>
         </w:pBdr>
         <w:spacing w:before="0" w:beforeAutospacing="0" w:after="0" w:afterAutospacing="0" w:line="360" w:lineRule="atLeast"/>
-        <w:ind w:right="0" w:firstLine="3213" w:firstLineChars="1000"/>
-        <w:rPr>
-          <w:color w:val="000000"/>
-          <w:sz w:val="32"/>
-          <w:szCs w:val="32"/>
-        </w:rPr>
-      </w:pPr>
-      <w:r>
-        <w:rPr>
-          <w:color w:val="000000"/>
-          <w:sz w:val="32"/>
-          <w:szCs w:val="32"/>
+        <w:ind w:right="0" w:firstLine="3654" w:firstLineChars="1300"/>
+        <w:rPr>
+          <w:color w:val="000000"/>
+          <w:sz w:val="28"/>
+          <w:szCs w:val="28"/>
+        </w:rPr>
+      </w:pPr>
+      <w:r>
+        <w:rPr>
+          <w:color w:val="000000"/>
+          <w:sz w:val="28"/>
+          <w:szCs w:val="28"/>
         </w:rPr>
         <w:t>权利声明</w:t>
       </w:r>
@@ -91,33 +91,7 @@
           <w:szCs w:val="28"/>
           <w:lang w:val="en-US" w:eastAsia="zh-CN" w:bidi="ar"/>
         </w:rPr>
-        <w:t>致【</w:t>
-      </w:r>
-      <w:r>
-        <w:rPr>
-          <w:rFonts w:hint="eastAsia" w:ascii="宋体" w:hAnsi="宋体" w:eastAsia="宋体" w:cs="宋体"/>
-          <w:b/>
-          <w:bCs/>
-          <w:color w:val="000000"/>
-          <w:kern w:val="0"/>
-          <w:sz w:val="28"/>
-          <w:szCs w:val="28"/>
-          <w:lang w:val="en-US" w:eastAsia="zh-CN" w:bidi="ar"/>
-        </w:rPr>
-        <w:t>武汉星漫光年科技有限公司</w:t>
-      </w:r>
-      <w:r>
-        <w:rPr>
-          <w:rFonts w:ascii="宋体" w:hAnsi="宋体" w:eastAsia="宋体" w:cs="宋体"/>
-          <w:b/>
-          <w:bCs/>
-          <w:color w:val="000000"/>
-          <w:kern w:val="0"/>
-          <w:sz w:val="28"/>
-          <w:szCs w:val="28"/>
-          <w:lang w:val="en-US" w:eastAsia="zh-CN" w:bidi="ar"/>
-        </w:rPr>
-        <w:t>】（下称 “贵方”）</w:t>
+        <w:t>致：TikTok Inc.（下称 “贵方”）</w:t>
       </w:r>
     </w:p>
     <w:p>
@@ -136,6 +110,28 @@
         <w:ind w:left="0" w:right="0" w:firstLine="843" w:firstLineChars="300"/>
         <w:jc w:val="left"/>
         <w:rPr>
+          <w:b/>
+          <w:bCs/>
+          <w:color w:val="000000"/>
+          <w:sz w:val="28"/>
+          <w:szCs w:val="28"/>
+        </w:rPr>
+      </w:pPr>
+      <w:r>
+        <w:rPr>
+          <w:rFonts w:hint="eastAsia" w:ascii="宋体" w:hAnsi="宋体" w:eastAsia="宋体" w:cs="宋体"/>
+          <w:b/>
+          <w:bCs/>
+          <w:color w:val="000000"/>
+          <w:kern w:val="0"/>
+          <w:sz w:val="28"/>
+          <w:szCs w:val="28"/>
+          <w:lang w:val="en-US" w:eastAsia="zh-CN" w:bidi="ar"/>
+        </w:rPr>
+        <w:t>本公司【</w:t>
+      </w:r>
+      <w:r>
+        <w:rPr>
           <w:rFonts w:ascii="宋体" w:hAnsi="宋体" w:eastAsia="宋体" w:cs="宋体"/>
           <w:b/>
           <w:bCs/>
@@ -145,7 +141,150 @@
           <w:szCs w:val="28"/>
           <w:lang w:val="en-US" w:eastAsia="zh-CN" w:bidi="ar"/>
         </w:rPr>
-      </w:pPr>
+        <w:t>广州弈初科技有限公司</w:t>
+      </w:r>
+      <w:r>
+        <w:rPr>
+          <w:rFonts w:hint="eastAsia" w:ascii="宋体" w:hAnsi="宋体" w:eastAsia="宋体" w:cs="宋体"/>
+          <w:b/>
+          <w:bCs/>
+          <w:color w:val="000000"/>
+          <w:kern w:val="0"/>
+          <w:sz w:val="28"/>
+          <w:szCs w:val="28"/>
+          <w:lang w:val="en-US" w:eastAsia="zh-CN" w:bidi="ar"/>
+        </w:rPr>
+        <w:t>】与贵方已签署《</w:t>
+      </w:r>
+      <w:r>
+        <w:rPr>
+          <w:rFonts w:ascii="宋体" w:hAnsi="宋体" w:eastAsia="宋体" w:cs="宋体"/>
+          <w:b/>
+          <w:bCs/>
+          <w:color w:val="000000"/>
+          <w:kern w:val="0"/>
+          <w:sz w:val="28"/>
+          <w:szCs w:val="28"/>
+          <w:lang w:val="en-US" w:eastAsia="zh-CN" w:bidi="ar"/>
+        </w:rPr>
+        <w:t>内容许可协议》</w:t>
+      </w:r>
+      <w:r>
+        <w:rPr>
+          <w:rFonts w:ascii="宋体" w:hAnsi="宋体" w:eastAsia="宋体" w:cs="宋体"/>
+          <w:b/>
+          <w:bCs/>
+          <w:color w:val="000000"/>
+          <w:kern w:val="0"/>
+          <w:sz w:val="28"/>
+          <w:szCs w:val="28"/>
+          <w:lang w:val="en-US" w:eastAsia="zh-CN" w:bidi="ar"/>
+        </w:rPr>
+        <w:t>（下称 “协议”），依约负责短剧的拍摄、制作等服务并向贵方交付了短剧成果（包括短剧的成品、样片、拍摄花絮、宣推物料等，剧名暂定【</w:t>
+      </w:r>
+      <w:r>
+        <w:rPr>
+          <w:rFonts w:ascii="宋体" w:hAnsi="宋体" w:eastAsia="宋体" w:cs="宋体"/>
+          <w:b/>
+          <w:bCs/>
+          <w:color w:val="000000"/>
+          <w:kern w:val="0"/>
+          <w:sz w:val="28"/>
+          <w:szCs w:val="28"/>
+          <w:lang w:val="en-US" w:eastAsia="zh-CN" w:bidi="ar"/>
+        </w:rPr>
+        <w:t>寒门女子携手沉默汉子改命</w:t>
+      </w:r>
+      <w:r>
+        <w:rPr>
+          <w:rFonts w:ascii="宋体" w:hAnsi="宋体" w:eastAsia="宋体" w:cs="宋体"/>
+          <w:b/>
+          <w:bCs/>
+          <w:color w:val="000000"/>
+          <w:kern w:val="0"/>
+          <w:sz w:val="28"/>
+          <w:szCs w:val="28"/>
+          <w:lang w:val="en-US" w:eastAsia="zh-CN" w:bidi="ar"/>
+        </w:rPr>
+        <w:t>】可根据上线安排调整），</w:t>
+      </w:r>
+    </w:p>
+    <w:p>
+      <w:pPr>
+        <w:keepNext w:val="0"/>
+        <w:keepLines w:val="0"/>
+        <w:widowControl/>
+        <w:suppressLineNumbers w:val="0"/>
+        <w:pBdr>
+          <w:top w:val="none" w:color="auto" w:sz="0" w:space="0"/>
+          <w:left w:val="none" w:color="auto" w:sz="0" w:space="0"/>
+          <w:bottom w:val="none" w:color="auto" w:sz="0" w:space="0"/>
+          <w:right w:val="none" w:color="auto" w:sz="0" w:space="0"/>
+        </w:pBdr>
+        <w:spacing w:before="0" w:beforeAutospacing="0" w:after="0" w:afterAutospacing="0" w:line="360" w:lineRule="atLeast"/>
+        <w:ind w:left="0" w:right="0"/>
+        <w:jc w:val="left"/>
+        <w:rPr>
+          <w:rFonts w:ascii="宋体" w:hAnsi="宋体" w:eastAsia="宋体" w:cs="宋体"/>
+          <w:b/>
+          <w:bCs/>
+          <w:color w:val="000000"/>
+          <w:kern w:val="0"/>
+          <w:sz w:val="28"/>
+          <w:szCs w:val="28"/>
+          <w:lang w:val="en-US" w:eastAsia="zh-CN" w:bidi="ar"/>
+        </w:rPr>
+      </w:pPr>
+      <w:r>
+        <w:rPr>
+          <w:rFonts w:ascii="宋体" w:hAnsi="宋体" w:eastAsia="宋体" w:cs="宋体"/>
+          <w:b/>
+          <w:bCs/>
+          <w:color w:val="000000"/>
+          <w:kern w:val="0"/>
+          <w:sz w:val="28"/>
+          <w:szCs w:val="28"/>
+          <w:lang w:val="en-US" w:eastAsia="zh-CN" w:bidi="ar"/>
+        </w:rPr>
+        <w:t xml:space="preserve">本公司郑重承诺： </w:t>
+      </w:r>
+    </w:p>
+    <w:p>
+      <w:pPr>
+        <w:keepNext w:val="0"/>
+        <w:keepLines w:val="0"/>
+        <w:widowControl/>
+        <w:suppressLineNumbers w:val="0"/>
+        <w:pBdr>
+          <w:top w:val="none" w:color="auto" w:sz="0" w:space="0"/>
+          <w:left w:val="none" w:color="auto" w:sz="0" w:space="0"/>
+          <w:bottom w:val="none" w:color="auto" w:sz="0" w:space="0"/>
+          <w:right w:val="none" w:color="auto" w:sz="0" w:space="0"/>
+        </w:pBdr>
+        <w:spacing w:before="0" w:beforeAutospacing="0" w:after="0" w:afterAutospacing="0" w:line="360" w:lineRule="atLeast"/>
+        <w:ind w:right="0" w:firstLine="843" w:firstLineChars="300"/>
+        <w:jc w:val="left"/>
+        <w:rPr>
+          <w:b/>
+          <w:bCs/>
+          <w:color w:val="000000"/>
+          <w:sz w:val="28"/>
+          <w:szCs w:val="28"/>
+        </w:rPr>
+      </w:pPr>
+      <w:r>
+        <w:rPr>
+          <w:rFonts w:ascii="宋体" w:hAnsi="宋体" w:eastAsia="宋体" w:cs="宋体"/>
+          <w:b/>
+          <w:bCs/>
+          <w:color w:val="000000"/>
+          <w:kern w:val="0"/>
+          <w:sz w:val="28"/>
+          <w:szCs w:val="28"/>
+          <w:lang w:val="en-US" w:eastAsia="zh-CN" w:bidi="ar"/>
+        </w:rPr>
+        <w:t>(1) 短剧成果中不包含任何侵犯他人权利的内容，不包含任何违法有害不良信息或违背社会公序良俗的内容；</w:t>
+      </w:r>
     </w:p>
     <w:p>
       <w:pPr>
@@ -181,159 +320,7 @@
           <w:szCs w:val="28"/>
           <w:lang w:val="en-US" w:eastAsia="zh-CN" w:bidi="ar"/>
         </w:rPr>
-        <w:t>本公司【</w:t>
-      </w:r>
-      <w:r>
-        <w:rPr>
-          <w:rFonts w:hint="eastAsia" w:ascii="宋体" w:hAnsi="宋体" w:eastAsia="宋体" w:cs="宋体"/>
-          <w:b/>
-          <w:bCs/>
-          <w:color w:val="000000"/>
-          <w:kern w:val="0"/>
-          <w:sz w:val="28"/>
-          <w:szCs w:val="28"/>
-          <w:lang w:val="en-US" w:eastAsia="zh-CN" w:bidi="ar"/>
-        </w:rPr>
-        <w:t>武汉速视科技有限公司</w:t>
-      </w:r>
-      <w:r>
-        <w:rPr>
-          <w:rFonts w:ascii="宋体" w:hAnsi="宋体" w:eastAsia="宋体" w:cs="宋体"/>
-          <w:b/>
-          <w:bCs/>
-          <w:color w:val="000000"/>
-          <w:kern w:val="0"/>
-          <w:sz w:val="28"/>
-          <w:szCs w:val="28"/>
-          <w:lang w:val="en-US" w:eastAsia="zh-CN" w:bidi="ar"/>
-        </w:rPr>
-        <w:t>】与贵方已签署《</w:t>
-      </w:r>
-      <w:r>
-        <w:rPr>
-          <w:rFonts w:hint="eastAsia" w:ascii="宋体" w:hAnsi="宋体" w:eastAsia="宋体" w:cs="宋体"/>
-          <w:b/>
-          <w:bCs/>
-          <w:color w:val="000000"/>
-          <w:kern w:val="0"/>
-          <w:sz w:val="28"/>
-          <w:szCs w:val="28"/>
-          <w:lang w:val="en-US" w:eastAsia="zh-CN" w:bidi="ar"/>
-        </w:rPr>
-        <w:t>短剧承制合同</w:t>
-      </w:r>
-      <w:r>
-        <w:rPr>
-          <w:rFonts w:ascii="宋体" w:hAnsi="宋体" w:eastAsia="宋体" w:cs="宋体"/>
-          <w:b/>
-          <w:bCs/>
-          <w:color w:val="000000"/>
-          <w:kern w:val="0"/>
-          <w:sz w:val="28"/>
-          <w:szCs w:val="28"/>
-          <w:lang w:val="en-US" w:eastAsia="zh-CN" w:bidi="ar"/>
-        </w:rPr>
-        <w:t>》（下称 “协议”），依约负责短剧的拍摄、制作等服务并向贵方交付了短剧成果（包括短剧的成品、样片、拍摄花絮、宣推物料等，剧名暂定【</w:t>
-      </w:r>
-      <w:r>
-        <w:rPr>
-          <w:rFonts w:hint="eastAsia" w:ascii="宋体" w:hAnsi="宋体" w:eastAsia="宋体" w:cs="宋体"/>
-          <w:b/>
-          <w:bCs/>
-          <w:color w:val="000000"/>
-          <w:kern w:val="0"/>
-          <w:sz w:val="28"/>
-          <w:szCs w:val="28"/>
-          <w:lang w:val="en-US" w:eastAsia="zh-CN" w:bidi="ar"/>
-        </w:rPr>
-        <w:t>创业路上闺蜜反目维权</w:t>
-      </w:r>
-      <w:r>
-        <w:rPr>
-          <w:rFonts w:ascii="宋体" w:hAnsi="宋体" w:eastAsia="宋体" w:cs="宋体"/>
-          <w:b/>
-          <w:bCs/>
-          <w:color w:val="000000"/>
-          <w:kern w:val="0"/>
-          <w:sz w:val="28"/>
-          <w:szCs w:val="28"/>
-          <w:lang w:val="en-US" w:eastAsia="zh-CN" w:bidi="ar"/>
-        </w:rPr>
-        <w:t>】，可根据上线安排调整），本公司郑重承：</w:t>
-      </w:r>
-    </w:p>
-    <w:p>
-      <w:pPr>
-        <w:keepNext w:val="0"/>
-        <w:keepLines w:val="0"/>
-        <w:widowControl/>
-        <w:suppressLineNumbers w:val="0"/>
-        <w:pBdr>
-          <w:top w:val="none" w:color="auto" w:sz="0" w:space="0"/>
-          <w:left w:val="none" w:color="auto" w:sz="0" w:space="0"/>
-          <w:bottom w:val="none" w:color="auto" w:sz="0" w:space="0"/>
-          <w:right w:val="none" w:color="auto" w:sz="0" w:space="0"/>
-        </w:pBdr>
-        <w:spacing w:before="0" w:beforeAutospacing="0" w:after="0" w:afterAutospacing="0" w:line="360" w:lineRule="atLeast"/>
-        <w:ind w:right="0" w:firstLine="843" w:firstLineChars="300"/>
-        <w:jc w:val="left"/>
-        <w:rPr>
-          <w:b/>
-          <w:bCs/>
-          <w:color w:val="000000"/>
-          <w:sz w:val="28"/>
-          <w:szCs w:val="28"/>
-        </w:rPr>
-      </w:pPr>
-      <w:r>
-        <w:rPr>
-          <w:rFonts w:ascii="宋体" w:hAnsi="宋体" w:eastAsia="宋体" w:cs="宋体"/>
-          <w:b/>
-          <w:bCs/>
-          <w:color w:val="000000"/>
-          <w:kern w:val="0"/>
-          <w:sz w:val="28"/>
-          <w:szCs w:val="28"/>
-          <w:lang w:val="en-US" w:eastAsia="zh-CN" w:bidi="ar"/>
-        </w:rPr>
-        <w:t>(1) 短剧成果中不包含任何侵犯他人权利的内容，不包含任何违法有害不良信息或违背社会公序良俗的内容；</w:t>
-      </w:r>
-    </w:p>
-    <w:p>
-      <w:pPr>
-        <w:keepNext w:val="0"/>
-        <w:keepLines w:val="0"/>
-        <w:widowControl/>
-        <w:suppressLineNumbers w:val="0"/>
-        <w:pBdr>
-          <w:top w:val="none" w:color="auto" w:sz="0" w:space="0"/>
-          <w:left w:val="none" w:color="auto" w:sz="0" w:space="0"/>
-          <w:bottom w:val="none" w:color="auto" w:sz="0" w:space="0"/>
-          <w:right w:val="none" w:color="auto" w:sz="0" w:space="0"/>
-        </w:pBdr>
-        <w:spacing w:before="0" w:beforeAutospacing="0" w:after="0" w:afterAutospacing="0" w:line="360" w:lineRule="atLeast"/>
-        <w:ind w:right="0" w:firstLine="843" w:firstLineChars="300"/>
-        <w:jc w:val="left"/>
-        <w:rPr>
-          <w:b/>
-          <w:bCs/>
-          <w:color w:val="000000"/>
-          <w:sz w:val="28"/>
-          <w:szCs w:val="28"/>
-        </w:rPr>
-      </w:pPr>
-      <w:r>
-        <w:rPr>
-          <w:rFonts w:ascii="宋体" w:hAnsi="宋体" w:eastAsia="宋体" w:cs="宋体"/>
-          <w:b/>
-          <w:bCs/>
-          <w:color w:val="000000"/>
-          <w:kern w:val="0"/>
-          <w:sz w:val="28"/>
-          <w:szCs w:val="28"/>
-          <w:lang w:val="en-US" w:eastAsia="zh-CN" w:bidi="ar"/>
-        </w:rPr>
-        <w:t>(2) 短剧成果的著作权及其他相关权利、利益，自其创作完成之日起自动归属于贵方在全球永久独占所有，贵方有权自行处置（包括自行行使、许可他人行使、转让他人行使、与他人合作形式等方式）短剧成果的著作权（全部或部分）。</w:t>
+        <w:t>(2) 短剧成果的著作权及其他相关权利、利益，自其创作完成之日起自动归属于贵方在全球永久独占所有，贵方有权自行处置 (包括自行行使、许可他人行使、转让他人行使、与他人合作形式等方式) 短剧成果的著作权 (全部或部分)。</w:t>
       </w:r>
     </w:p>
     <w:p>
@@ -375,33 +362,20 @@
     </w:p>
     <w:p>
       <w:pPr>
-        <w:keepNext w:val="0"/>
-        <w:keepLines w:val="0"/>
-        <w:widowControl/>
-        <w:suppressLineNumbers w:val="0"/>
-        <w:pBdr>
-          <w:top w:val="none" w:color="auto" w:sz="0" w:space="0"/>
-          <w:left w:val="none" w:color="auto" w:sz="0" w:space="0"/>
-          <w:bottom w:val="none" w:color="auto" w:sz="0" w:space="0"/>
-          <w:right w:val="none" w:color="auto" w:sz="0" w:space="0"/>
-        </w:pBdr>
-        <w:spacing w:before="0" w:beforeAutospacing="0" w:after="0" w:afterAutospacing="0" w:line="360" w:lineRule="atLeast"/>
-        <w:ind w:right="0" w:firstLine="1405" w:firstLineChars="500"/>
-        <w:jc w:val="left"/>
-        <w:rPr>
-          <w:rFonts w:ascii="宋体" w:hAnsi="宋体" w:eastAsia="宋体" w:cs="宋体"/>
-          <w:b/>
-          <w:bCs/>
-          <w:color w:val="000000"/>
-          <w:kern w:val="0"/>
-          <w:sz w:val="28"/>
-          <w:szCs w:val="28"/>
-          <w:lang w:val="en-US" w:eastAsia="zh-CN" w:bidi="ar"/>
-        </w:rPr>
-      </w:pPr>
-      <w:r>
-        <w:rPr>
-          <w:rFonts w:ascii="宋体" w:hAnsi="宋体" w:eastAsia="宋体" w:cs="宋体"/>
+        <w:rPr>
+          <w:rFonts w:hint="eastAsia" w:ascii="宋体" w:hAnsi="宋体" w:eastAsia="宋体" w:cs="宋体"/>
+          <w:b/>
+          <w:bCs/>
+          <w:color w:val="000000"/>
+          <w:kern w:val="0"/>
+          <w:sz w:val="28"/>
+          <w:szCs w:val="28"/>
+          <w:lang w:val="en-US" w:eastAsia="zh-CN" w:bidi="ar"/>
+        </w:rPr>
+      </w:pPr>
+      <w:r>
+        <w:rPr>
+          <w:rFonts w:hint="eastAsia" w:ascii="宋体" w:hAnsi="宋体" w:eastAsia="宋体" w:cs="宋体"/>
           <w:b/>
           <w:bCs/>
           <w:color w:val="000000"/>
@@ -414,13 +388,13 @@
           <wp:anchor distT="0" distB="0" distL="114300" distR="114300" simplePos="0" relativeHeight="251659264" behindDoc="0" locked="0" layoutInCell="1" allowOverlap="1">
             <wp:simplePos x="0" y="0"/>
             <wp:positionH relativeFrom="column">
-              <wp:posOffset>3557905</wp:posOffset>
+              <wp:posOffset>4244340</wp:posOffset>
             </wp:positionH>
             <wp:positionV relativeFrom="paragraph">
-              <wp:posOffset>80645</wp:posOffset>
+              <wp:posOffset>393065</wp:posOffset>
             </wp:positionV>
-            <wp:extent cx="1746885" cy="1722120"/>
-            <wp:effectExtent l="0" t="0" r="0" b="11430"/>
+            <wp:extent cx="1546225" cy="1546225"/>
+            <wp:effectExtent l="0" t="0" r="0" b="15875"/>
             <wp:wrapNone/>
             <wp:docPr id="1" name="图片 1" descr="C:/Users/PC/Desktop/zhangbiao/word/武汉速视/seal.pngseal"/>
             <wp:cNvGraphicFramePr>
@@ -437,15 +411,15 @@
                   </pic:nvPicPr>
                   <pic:blipFill>
                     <a:blip r:embed="rId4"/>
-                    <a:srcRect t="745" b="745"/>
+                    <a:srcRect t="27" b="27"/>
                     <a:stretch>
                       <a:fillRect/>
                     </a:stretch>
                   </pic:blipFill>
                   <pic:spPr>
-                    <a:xfrm rot="10800000">
+                    <a:xfrm>
                       <a:off x="0" y="0"/>
-                      <a:ext cx="1746885" cy="1722120"/>
+                      <a:ext cx="1546225" cy="1546225"/>
                     </a:xfrm>
                     <a:prstGeom prst="rect">
                       <a:avLst/>
@@ -459,6 +433,26 @@
       </w:r>
       <w:r>
         <w:rPr>
+          <w:rFonts w:hint="eastAsia"/>
+          <w:lang w:val="en-US" w:eastAsia="zh-CN"/>
+        </w:rPr>
+        <w:t xml:space="preserve">                     </w:t>
+      </w:r>
+      <w:r>
+        <w:rPr>
+          <w:rFonts w:hint="eastAsia" w:ascii="宋体" w:hAnsi="宋体" w:eastAsia="宋体" w:cs="宋体"/>
+          <w:b/>
+          <w:bCs/>
+          <w:color w:val="000000"/>
+          <w:kern w:val="0"/>
+          <w:sz w:val="28"/>
+          <w:szCs w:val="28"/>
+          <w:lang w:val="en-US" w:eastAsia="zh-CN" w:bidi="ar"/>
+        </w:rPr>
+        <w:t xml:space="preserve">   声明人:【</w:t>
+      </w:r>
+      <w:r>
+        <w:rPr>
           <w:rFonts w:ascii="宋体" w:hAnsi="宋体" w:eastAsia="宋体" w:cs="宋体"/>
           <w:b/>
           <w:bCs/>
@@ -468,232 +462,173 @@
           <w:szCs w:val="28"/>
           <w:lang w:val="en-US" w:eastAsia="zh-CN" w:bidi="ar"/>
         </w:rPr>
-        <w:t>声明人：【</w:t>
-      </w:r>
-      <w:r>
-        <w:rPr>
-          <w:rFonts w:hint="eastAsia" w:ascii="宋体" w:hAnsi="宋体" w:eastAsia="宋体" w:cs="宋体"/>
-          <w:b/>
-          <w:bCs/>
-          <w:color w:val="000000"/>
-          <w:kern w:val="0"/>
-          <w:sz w:val="28"/>
-          <w:szCs w:val="28"/>
-          <w:lang w:val="en-US" w:eastAsia="zh-CN" w:bidi="ar"/>
-        </w:rPr>
-        <w:t>武汉速视科技有限公司</w:t>
-      </w:r>
-      <w:r>
-        <w:rPr>
-          <w:rFonts w:ascii="宋体" w:hAnsi="宋体" w:eastAsia="宋体" w:cs="宋体"/>
-          <w:b/>
-          <w:bCs/>
-          <w:color w:val="000000"/>
-          <w:kern w:val="0"/>
-          <w:sz w:val="28"/>
-          <w:szCs w:val="28"/>
-          <w:lang w:val="en-US" w:eastAsia="zh-CN" w:bidi="ar"/>
-        </w:rPr>
-        <w:t xml:space="preserve">】 </w:t>
-      </w:r>
-    </w:p>
-    <w:p>
-      <w:pPr>
-        <w:keepNext w:val="0"/>
-        <w:keepLines w:val="0"/>
-        <w:widowControl/>
-        <w:suppressLineNumbers w:val="0"/>
-        <w:pBdr>
-          <w:top w:val="none" w:color="auto" w:sz="0" w:space="0"/>
-          <w:left w:val="none" w:color="auto" w:sz="0" w:space="0"/>
-          <w:bottom w:val="none" w:color="auto" w:sz="0" w:space="0"/>
-          <w:right w:val="none" w:color="auto" w:sz="0" w:space="0"/>
-        </w:pBdr>
-        <w:spacing w:before="0" w:beforeAutospacing="0" w:after="0" w:afterAutospacing="0" w:line="360" w:lineRule="atLeast"/>
-        <w:ind w:right="0" w:firstLine="5622" w:firstLineChars="2000"/>
-        <w:jc w:val="left"/>
-        <w:rPr>
-          <w:rFonts w:ascii="宋体" w:hAnsi="宋体" w:eastAsia="宋体" w:cs="宋体"/>
-          <w:b/>
-          <w:bCs/>
-          <w:color w:val="000000"/>
-          <w:kern w:val="0"/>
-          <w:sz w:val="28"/>
-          <w:szCs w:val="28"/>
-          <w:lang w:val="en-US" w:eastAsia="zh-CN" w:bidi="ar"/>
-        </w:rPr>
-      </w:pPr>
-    </w:p>
-    <w:p>
-      <w:pPr>
-        <w:keepNext w:val="0"/>
-        <w:keepLines w:val="0"/>
-        <w:widowControl/>
-        <w:suppressLineNumbers w:val="0"/>
-        <w:pBdr>
-          <w:top w:val="none" w:color="auto" w:sz="0" w:space="0"/>
-          <w:left w:val="none" w:color="auto" w:sz="0" w:space="0"/>
-          <w:bottom w:val="none" w:color="auto" w:sz="0" w:space="0"/>
-          <w:right w:val="none" w:color="auto" w:sz="0" w:space="0"/>
-        </w:pBdr>
-        <w:spacing w:before="0" w:beforeAutospacing="0" w:after="0" w:afterAutospacing="0" w:line="360" w:lineRule="atLeast"/>
-        <w:ind w:right="0" w:firstLine="4498" w:firstLineChars="1600"/>
-        <w:jc w:val="left"/>
-        <w:rPr>
-          <w:rFonts w:ascii="宋体" w:hAnsi="宋体" w:eastAsia="宋体" w:cs="宋体"/>
-          <w:b/>
-          <w:bCs/>
-          <w:color w:val="000000"/>
-          <w:kern w:val="0"/>
-          <w:sz w:val="28"/>
-          <w:szCs w:val="28"/>
-          <w:lang w:val="en-US" w:eastAsia="zh-CN" w:bidi="ar"/>
-        </w:rPr>
-      </w:pPr>
+        <w:t>广州弈初科技有限公司</w:t>
+      </w:r>
+      <w:r>
+        <w:rPr>
+          <w:rFonts w:hint="eastAsia" w:ascii="宋体" w:hAnsi="宋体" w:eastAsia="宋体" w:cs="宋体"/>
+          <w:b/>
+          <w:bCs/>
+          <w:color w:val="000000"/>
+          <w:kern w:val="0"/>
+          <w:sz w:val="28"/>
+          <w:szCs w:val="28"/>
+          <w:lang w:val="en-US" w:eastAsia="zh-CN" w:bidi="ar"/>
+        </w:rPr>
+        <w:t>】</w:t>
+      </w:r>
+    </w:p>
+    <w:p>
+      <w:pPr>
+        <w:rPr>
+          <w:rFonts w:hint="eastAsia" w:ascii="宋体" w:hAnsi="宋体" w:eastAsia="宋体" w:cs="宋体"/>
+          <w:b/>
+          <w:bCs/>
+          <w:color w:val="000000"/>
+          <w:kern w:val="0"/>
+          <w:sz w:val="28"/>
+          <w:szCs w:val="28"/>
+          <w:lang w:val="en-US" w:eastAsia="zh-CN" w:bidi="ar"/>
+        </w:rPr>
+      </w:pPr>
+      <w:r>
+        <w:rPr>
+          <w:rFonts w:hint="eastAsia" w:ascii="宋体" w:hAnsi="宋体" w:eastAsia="宋体" w:cs="宋体"/>
+          <w:b/>
+          <w:bCs/>
+          <w:color w:val="000000"/>
+          <w:kern w:val="0"/>
+          <w:sz w:val="28"/>
+          <w:szCs w:val="28"/>
+          <w:lang w:val="en-US" w:eastAsia="zh-CN" w:bidi="ar"/>
+        </w:rPr>
+        <w:t xml:space="preserve">                               </w:t>
+      </w:r>
+    </w:p>
+    <w:p>
+      <w:pPr>
+        <w:rPr>
+          <w:rFonts w:hint="eastAsia" w:ascii="宋体" w:hAnsi="宋体" w:eastAsia="宋体" w:cs="宋体"/>
+          <w:b/>
+          <w:bCs/>
+          <w:color w:val="000000"/>
+          <w:kern w:val="0"/>
+          <w:sz w:val="28"/>
+          <w:szCs w:val="28"/>
+          <w:lang w:val="en-US" w:eastAsia="zh-CN" w:bidi="ar"/>
+        </w:rPr>
+      </w:pPr>
+      <w:r>
+        <w:rPr>
+          <w:rFonts w:hint="eastAsia" w:ascii="宋体" w:hAnsi="宋体" w:eastAsia="宋体" w:cs="宋体"/>
+          <w:b/>
+          <w:bCs/>
+          <w:color w:val="000000"/>
+          <w:kern w:val="0"/>
+          <w:sz w:val="28"/>
+          <w:szCs w:val="28"/>
+          <w:lang w:val="en-US" w:eastAsia="zh-CN" w:bidi="ar"/>
+        </w:rPr>
+        <w:t xml:space="preserve">                       </w:t>
+      </w:r>
       <w:bookmarkStart w:id="0" w:name="_GoBack"/>
       <w:bookmarkEnd w:id="0"/>
       <w:r>
         <w:rPr>
-          <w:rFonts w:ascii="宋体" w:hAnsi="宋体" w:eastAsia="宋体" w:cs="宋体"/>
-          <w:b/>
-          <w:bCs/>
-          <w:color w:val="000000"/>
-          <w:kern w:val="0"/>
-          <w:sz w:val="28"/>
-          <w:szCs w:val="28"/>
-          <w:lang w:val="en-US" w:eastAsia="zh-CN" w:bidi="ar"/>
-        </w:rPr>
-        <w:t xml:space="preserve">（签章） </w:t>
-      </w:r>
-    </w:p>
-    <w:p>
-      <w:pPr>
-        <w:keepNext w:val="0"/>
-        <w:keepLines w:val="0"/>
-        <w:widowControl/>
-        <w:suppressLineNumbers w:val="0"/>
-        <w:pBdr>
-          <w:top w:val="none" w:color="auto" w:sz="0" w:space="0"/>
-          <w:left w:val="none" w:color="auto" w:sz="0" w:space="0"/>
-          <w:bottom w:val="none" w:color="auto" w:sz="0" w:space="0"/>
-          <w:right w:val="none" w:color="auto" w:sz="0" w:space="0"/>
-        </w:pBdr>
-        <w:spacing w:before="0" w:beforeAutospacing="0" w:after="0" w:afterAutospacing="0" w:line="360" w:lineRule="atLeast"/>
-        <w:ind w:right="0" w:firstLine="3935" w:firstLineChars="1400"/>
-        <w:jc w:val="left"/>
-        <w:rPr>
-          <w:rFonts w:hint="eastAsia" w:ascii="宋体" w:hAnsi="宋体" w:eastAsia="宋体" w:cs="宋体"/>
-          <w:b/>
-          <w:bCs/>
-          <w:color w:val="000000"/>
-          <w:kern w:val="0"/>
-          <w:sz w:val="28"/>
-          <w:szCs w:val="28"/>
-          <w:lang w:val="en-US" w:eastAsia="zh-CN" w:bidi="ar"/>
-        </w:rPr>
-      </w:pPr>
-    </w:p>
-    <w:p>
-      <w:pPr>
-        <w:keepNext w:val="0"/>
-        <w:keepLines w:val="0"/>
-        <w:widowControl/>
-        <w:suppressLineNumbers w:val="0"/>
-        <w:pBdr>
-          <w:top w:val="none" w:color="auto" w:sz="0" w:space="0"/>
-          <w:left w:val="none" w:color="auto" w:sz="0" w:space="0"/>
-          <w:bottom w:val="none" w:color="auto" w:sz="0" w:space="0"/>
-          <w:right w:val="none" w:color="auto" w:sz="0" w:space="0"/>
-        </w:pBdr>
-        <w:spacing w:before="0" w:beforeAutospacing="0" w:after="0" w:afterAutospacing="0" w:line="360" w:lineRule="atLeast"/>
-        <w:ind w:right="0" w:firstLine="2811" w:firstLineChars="1000"/>
-        <w:jc w:val="left"/>
-        <w:rPr>
-          <w:color w:val="000000"/>
-          <w:sz w:val="28"/>
-          <w:szCs w:val="28"/>
-        </w:rPr>
-      </w:pPr>
-      <w:r>
-        <w:rPr>
-          <w:rFonts w:hint="eastAsia" w:ascii="宋体" w:hAnsi="宋体" w:eastAsia="宋体" w:cs="宋体"/>
-          <w:b/>
-          <w:bCs/>
-          <w:color w:val="000000"/>
-          <w:kern w:val="0"/>
-          <w:sz w:val="28"/>
-          <w:szCs w:val="28"/>
-          <w:lang w:val="en-US" w:eastAsia="zh-CN" w:bidi="ar"/>
-        </w:rPr>
-        <w:t>2026</w:t>
-      </w:r>
-      <w:r>
-        <w:rPr>
-          <w:rFonts w:ascii="宋体" w:hAnsi="宋体" w:eastAsia="宋体" w:cs="宋体"/>
-          <w:b/>
-          <w:bCs/>
-          <w:color w:val="000000"/>
-          <w:kern w:val="0"/>
-          <w:sz w:val="28"/>
-          <w:szCs w:val="28"/>
-          <w:lang w:val="en-US" w:eastAsia="zh-CN" w:bidi="ar"/>
-        </w:rPr>
-        <w:t>年【</w:t>
-      </w:r>
-      <w:r>
-        <w:rPr>
-          <w:rFonts w:hint="eastAsia" w:ascii="宋体" w:hAnsi="宋体" w:eastAsia="宋体" w:cs="宋体"/>
-          <w:b/>
-          <w:bCs/>
-          <w:color w:val="000000"/>
-          <w:kern w:val="0"/>
-          <w:sz w:val="28"/>
-          <w:szCs w:val="28"/>
-          <w:lang w:val="en-US" w:eastAsia="zh-CN" w:bidi="ar"/>
-        </w:rPr>
-        <w:t>7</w:t>
-      </w:r>
-      <w:r>
-        <w:rPr>
-          <w:rFonts w:ascii="宋体" w:hAnsi="宋体" w:eastAsia="宋体" w:cs="宋体"/>
-          <w:b/>
-          <w:bCs/>
-          <w:color w:val="000000"/>
-          <w:kern w:val="0"/>
-          <w:sz w:val="28"/>
-          <w:szCs w:val="28"/>
-          <w:lang w:val="en-US" w:eastAsia="zh-CN" w:bidi="ar"/>
-        </w:rPr>
-        <w:t>】月【</w:t>
-      </w:r>
-      <w:r>
-        <w:rPr>
-          <w:rFonts w:hint="eastAsia" w:ascii="宋体" w:hAnsi="宋体" w:eastAsia="宋体" w:cs="宋体"/>
-          <w:b/>
-          <w:bCs/>
-          <w:color w:val="000000"/>
-          <w:kern w:val="0"/>
-          <w:sz w:val="28"/>
-          <w:szCs w:val="28"/>
-          <w:lang w:val="en-US" w:eastAsia="zh-CN" w:bidi="ar"/>
-        </w:rPr>
-        <w:t>13</w:t>
-      </w:r>
-      <w:r>
-        <w:rPr>
-          <w:rFonts w:ascii="宋体" w:hAnsi="宋体" w:eastAsia="宋体" w:cs="宋体"/>
-          <w:b/>
-          <w:bCs/>
-          <w:color w:val="000000"/>
-          <w:kern w:val="0"/>
-          <w:sz w:val="28"/>
-          <w:szCs w:val="28"/>
-          <w:lang w:val="en-US" w:eastAsia="zh-CN" w:bidi="ar"/>
-        </w:rPr>
-        <w:t>】日</w:t>
-      </w:r>
-    </w:p>
-    <w:p/>
+          <w:rFonts w:hint="eastAsia" w:ascii="宋体" w:hAnsi="宋体" w:eastAsia="宋体" w:cs="宋体"/>
+          <w:b/>
+          <w:bCs/>
+          <w:color w:val="000000"/>
+          <w:kern w:val="0"/>
+          <w:sz w:val="28"/>
+          <w:szCs w:val="28"/>
+          <w:lang w:val="en-US" w:eastAsia="zh-CN" w:bidi="ar"/>
+        </w:rPr>
+        <w:t xml:space="preserve">           (签章)</w:t>
+      </w:r>
+    </w:p>
+    <w:p>
+      <w:pPr>
+        <w:rPr>
+          <w:rFonts w:hint="eastAsia" w:ascii="宋体" w:hAnsi="宋体" w:eastAsia="宋体" w:cs="宋体"/>
+          <w:b/>
+          <w:bCs/>
+          <w:color w:val="000000"/>
+          <w:kern w:val="0"/>
+          <w:sz w:val="28"/>
+          <w:szCs w:val="28"/>
+          <w:lang w:val="en-US" w:eastAsia="zh-CN" w:bidi="ar"/>
+        </w:rPr>
+      </w:pPr>
+      <w:r>
+        <w:rPr>
+          <w:rFonts w:hint="eastAsia" w:ascii="宋体" w:hAnsi="宋体" w:eastAsia="宋体" w:cs="宋体"/>
+          <w:b/>
+          <w:bCs/>
+          <w:color w:val="000000"/>
+          <w:kern w:val="0"/>
+          <w:sz w:val="28"/>
+          <w:szCs w:val="28"/>
+          <w:lang w:val="en-US" w:eastAsia="zh-CN" w:bidi="ar"/>
+        </w:rPr>
+        <w:t xml:space="preserve">                 </w:t>
+      </w:r>
+    </w:p>
+    <w:p>
+      <w:pPr>
+        <w:ind w:firstLine="3373" w:firstLineChars="1200"/>
+        <w:rPr>
+          <w:rFonts w:hint="eastAsia" w:ascii="宋体" w:hAnsi="宋体" w:eastAsia="宋体" w:cs="宋体"/>
+          <w:b/>
+          <w:bCs/>
+          <w:color w:val="000000"/>
+          <w:kern w:val="0"/>
+          <w:sz w:val="28"/>
+          <w:szCs w:val="28"/>
+          <w:lang w:val="en-US" w:eastAsia="zh-CN" w:bidi="ar"/>
+        </w:rPr>
+      </w:pPr>
+      <w:r>
+        <w:rPr>
+          <w:rFonts w:hint="eastAsia" w:ascii="宋体" w:hAnsi="宋体" w:eastAsia="宋体" w:cs="宋体"/>
+          <w:b/>
+          <w:bCs/>
+          <w:color w:val="000000"/>
+          <w:kern w:val="0"/>
+          <w:sz w:val="28"/>
+          <w:szCs w:val="28"/>
+          <w:lang w:val="en-US" w:eastAsia="zh-CN" w:bidi="ar"/>
+        </w:rPr>
+        <w:t>2026年【8】月【11】日</w:t>
+      </w:r>
+    </w:p>
+    <w:p>
+      <w:pPr>
+        <w:rPr>
+          <w:rFonts w:hint="default" w:ascii="宋体" w:hAnsi="宋体" w:eastAsia="宋体" w:cs="宋体"/>
+          <w:b/>
+          <w:bCs/>
+          <w:color w:val="000000"/>
+          <w:kern w:val="0"/>
+          <w:sz w:val="28"/>
+          <w:szCs w:val="28"/>
+          <w:lang w:val="en-US" w:eastAsia="zh-CN" w:bidi="ar"/>
+        </w:rPr>
+      </w:pPr>
+      <w:r>
+        <w:rPr>
+          <w:rFonts w:hint="eastAsia" w:ascii="宋体" w:hAnsi="宋体" w:eastAsia="宋体" w:cs="宋体"/>
+          <w:b/>
+          <w:bCs/>
+          <w:color w:val="000000"/>
+          <w:kern w:val="0"/>
+          <w:sz w:val="28"/>
+          <w:szCs w:val="28"/>
+          <w:lang w:val="en-US" w:eastAsia="zh-CN" w:bidi="ar"/>
+        </w:rPr>
+        <w:t xml:space="preserve">                          </w:t>
+      </w:r>
+    </w:p>
     <w:sectPr>
       <w:pgSz w:w="11906" w:h="16838"/>
       <w:pgMar w:top="1440" w:right="1800" w:bottom="1440" w:left="1800" w:header="851" w:footer="992" w:gutter="0"/>
@@ -780,7 +715,7 @@
     <w:lsdException w:qFormat="1" w:unhideWhenUsed="0" w:uiPriority="0" w:semiHidden="0" w:name="Title"/>
     <w:lsdException w:unhideWhenUsed="0" w:uiPriority="0" w:semiHidden="0" w:name="Closing"/>
     <w:lsdException w:unhideWhenUsed="0" w:uiPriority="0" w:semiHidden="0" w:name="Signature"/>
-    <w:lsdException w:qFormat="1" w:unhideWhenUsed="0" w:uiPriority="0" w:name="Default Paragraph Font"/>
+    <w:lsdException w:unhideWhenUsed="0" w:uiPriority="0" w:name="Default Paragraph Font"/>
     <w:lsdException w:unhideWhenUsed="0" w:uiPriority="0" w:semiHidden="0" w:name="Body Text"/>
     <w:lsdException w:unhideWhenUsed="0" w:uiPriority="0" w:semiHidden="0" w:name="Body Text Indent"/>
     <w:lsdException w:unhideWhenUsed="0" w:uiPriority="0" w:semiHidden="0" w:name="List Continue"/>
@@ -818,7 +753,7 @@
     <w:lsdException w:unhideWhenUsed="0" w:uiPriority="0" w:semiHidden="0" w:name="HTML Sample"/>
     <w:lsdException w:unhideWhenUsed="0" w:uiPriority="0" w:semiHidden="0" w:name="HTML Typewriter"/>
     <w:lsdException w:unhideWhenUsed="0" w:uiPriority="0" w:semiHidden="0" w:name="HTML Variable"/>
-    <w:lsdException w:qFormat="1" w:unhideWhenUsed="0" w:uiPriority="0" w:name="Normal Table"/>
+    <w:lsdException w:unhideWhenUsed="0" w:uiPriority="0" w:name="Normal Table"/>
     <w:lsdException w:unhideWhenUsed="0" w:uiPriority="0" w:semiHidden="0" w:name="annotation subject"/>
     <w:lsdException w:unhideWhenUsed="0" w:uiPriority="0" w:semiHidden="0" w:name="Table Simple 1"/>
     <w:lsdException w:unhideWhenUsed="0" w:uiPriority="0" w:semiHidden="0" w:name="Table Simple 2"/>
@@ -1000,16 +935,36 @@
       <w:lang w:val="en-US" w:eastAsia="zh-CN" w:bidi="ar"/>
     </w:rPr>
   </w:style>
-  <w:style w:type="character" w:default="1" w:styleId="4">
+  <w:style w:type="paragraph" w:styleId="3">
+    <w:name w:val="heading 2"/>
+    <w:basedOn w:val="1"/>
+    <w:next w:val="1"/>
+    <w:semiHidden/>
+    <w:unhideWhenUsed/>
+    <w:qFormat/>
+    <w:uiPriority w:val="0"/>
+    <w:pPr>
+      <w:spacing w:before="0" w:beforeAutospacing="1" w:after="0" w:afterAutospacing="1"/>
+      <w:jc w:val="left"/>
+    </w:pPr>
+    <w:rPr>
+      <w:rFonts w:hint="eastAsia" w:ascii="宋体" w:hAnsi="宋体" w:eastAsia="宋体" w:cs="宋体"/>
+      <w:b/>
+      <w:bCs/>
+      <w:kern w:val="0"/>
+      <w:sz w:val="36"/>
+      <w:szCs w:val="36"/>
+      <w:lang w:val="en-US" w:eastAsia="zh-CN" w:bidi="ar"/>
+    </w:rPr>
+  </w:style>
+  <w:style w:type="character" w:default="1" w:styleId="5">
     <w:name w:val="Default Paragraph Font"/>
     <w:semiHidden/>
-    <w:qFormat/>
     <w:uiPriority w:val="0"/>
   </w:style>
-  <w:style w:type="table" w:default="1" w:styleId="3">
+  <w:style w:type="table" w:default="1" w:styleId="4">
     <w:name w:val="Normal Table"/>
     <w:semiHidden/>
-    <w:qFormat/>
     <w:uiPriority w:val="0"/>
     <w:tblPr>
       <w:tblCellMar>
